--- a/var/templates_docx/E-012.docx
+++ b/var/templates_docx/E-012.docx
@@ -249,13 +249,13 @@
           <w:bCs/>
           <w:b/>
         </w:rPr>
-        <w:t xml:space="preserve">artículo 28</w:t>
+        <w:t xml:space="preserve">artículo 40</w:t>
       </w:r>
       <w:r>
         <w:t xml:space="preserve"> </w:t>
       </w:r>
       <w:r>
-        <w:t xml:space="preserve">del RD 311/2022 y al</w:t>
+        <w:t xml:space="preserve">del RD 311/2022 y a su</w:t>
       </w:r>
       <w:r>
         <w:t xml:space="preserve"> </w:t>
@@ -268,10 +268,23 @@
         <w:t xml:space="preserve">Anexo I</w:t>
       </w:r>
       <w:r>
+        <w:t xml:space="preserve">, la categorización del sistema debe formalizarse mediante acta del órgano competente, sirviendo de base para la determinación de las medidas aplicables del</w:t>
+      </w:r>
+      <w:r>
         <w:t xml:space="preserve"> </w:t>
       </w:r>
       <w:r>
-        <w:t xml:space="preserve">del mismo, la categorización del sistema debe formalizarse mediante acta del órgano competente, sirviendo de base para la determinación de las medidas aplicables del Anexo II y para la elaboración de la</w:t>
+        <w:rPr>
+          <w:bCs/>
+          <w:b/>
+        </w:rPr>
+        <w:t xml:space="preserve">Anexo II</w:t>
+      </w:r>
+      <w:r>
+        <w:t xml:space="preserve"> </w:t>
+      </w:r>
+      <w:r>
+        <w:t xml:space="preserve">y para la elaboración de la</w:t>
       </w:r>
       <w:r>
         <w:t xml:space="preserve"> </w:t>
@@ -284,7 +297,23 @@
         <w:t xml:space="preserve">Declaración de Aplicabilidad (DA)</w:t>
       </w:r>
       <w:r>
-        <w:t xml:space="preserve">.</w:t>
+        <w:t xml:space="preserve">, esta última conforme al</w:t>
+      </w:r>
+      <w:r>
+        <w:t xml:space="preserve"> </w:t>
+      </w:r>
+      <w:r>
+        <w:rPr>
+          <w:bCs/>
+          <w:b/>
+        </w:rPr>
+        <w:t xml:space="preserve">artículo 28</w:t>
+      </w:r>
+      <w:r>
+        <w:t xml:space="preserve"> </w:t>
+      </w:r>
+      <w:r>
+        <w:t xml:space="preserve">del mismo Real Decreto.</w:t>
       </w:r>
     </w:p>
     <w:p>
@@ -712,7 +741,7 @@
         <w:pStyle w:val="BodyText"/>
       </w:pPr>
       <w:r>
-        <w:t xml:space="preserve">b) Se encomienda al Responsable de Seguridad la elaboración del Plan de Adecuación (E-050) en plazo de noventa (90) días naturales.</w:t>
+        <w:t xml:space="preserve">b) Se encomienda al Responsable de Seguridad la elaboración del Plan de Adecuación (E-150) en plazo de noventa (90) días naturales.</w:t>
       </w:r>
     </w:p>
     <w:p>
@@ -1014,19 +1043,19 @@
               <w:jc w:val="left"/>
             </w:pPr>
             <w:r>
-              <w:t xml:space="preserve">Responsable del Sistema de Información</w:t>
-            </w:r>
-          </w:p>
-        </w:tc>
-        <w:tc>
-          <w:tcPr/>
-          <w:p>
-            <w:pPr>
-              <w:pStyle w:val="Compact"/>
-              <w:jc w:val="left"/>
-            </w:pPr>
-            <w:r>
-              <w:t xml:space="preserve">{{ responsables.responsable_sistema_informacion.nombre if responsables.responsable_sistema_informacion else '[RSI]' }}</w:t>
+              <w:t xml:space="preserve">Responsable del Sistema</w:t>
+            </w:r>
+          </w:p>
+        </w:tc>
+        <w:tc>
+          <w:tcPr/>
+          <w:p>
+            <w:pPr>
+              <w:pStyle w:val="Compact"/>
+              <w:jc w:val="left"/>
+            </w:pPr>
+            <w:r>
+              <w:t xml:space="preserve">{{ responsables.responsable_sistema.nombre if responsables.responsable_sistema else '[RSI]' }}</w:t>
             </w:r>
           </w:p>
         </w:tc>
@@ -1063,21 +1092,12 @@
         <w:t xml:space="preserve">Documento E-012 — Versión {{ proyecto.version_actual if proyecto.version_actual else '1.0' }} — Clasificación: INTERNA</w:t>
       </w:r>
     </w:p>
-    <w:p>
-      <w:pPr>
-        <w:pStyle w:val="BodyText"/>
-      </w:pPr>
-      <w:r>
-        <w:rPr>
-          <w:iCs/>
-          <w:i/>
-        </w:rPr>
-        <w:t xml:space="preserve">Documento generado por FULKRO · {{ fecha }}</w:t>
-      </w:r>
-    </w:p>
     <w:bookmarkEnd w:id="28"/>
     <w:bookmarkEnd w:id="29"/>
-    <w:sectPr/>
+    <w:sectPr>
+      <w:headerReference w:type="default" r:id="rId9"/>
+      <w:footerReference w:type="default" r:id="rId10"/>
+    </w:sectPr>
   </w:body>
 </w:document>
 </file>
@@ -1086,6 +1106,115 @@
 <w:comments xmlns:w="http://schemas.openxmlformats.org/wordprocessingml/2006/main" xmlns:m="http://schemas.openxmlformats.org/officeDocument/2006/math" xmlns:r="http://schemas.openxmlformats.org/officeDocument/2006/relationships" xmlns:o="urn:schemas-microsoft-com:office:office" xmlns:v="urn:schemas-microsoft-com:vml" xmlns:w10="urn:schemas-microsoft-com:office:word" xmlns:a="http://schemas.openxmlformats.org/drawingml/2006/main" xmlns:pic="http://schemas.openxmlformats.org/drawingml/2006/picture" xmlns:wp="http://schemas.openxmlformats.org/drawingml/2006/wordprocessingDrawing"/>
 </file>
 
+<file path=word/footer1.xml><?xml version="1.0" encoding="utf-8"?>
+<w:ftr xmlns:m="http://schemas.openxmlformats.org/officeDocument/2006/math" xmlns:mc="http://schemas.openxmlformats.org/markup-compatibility/2006" xmlns:mo="http://schemas.microsoft.com/office/mac/office/2008/main" xmlns:mv="urn:schemas-microsoft-com:mac:vml" xmlns:o="urn:schemas-microsoft-com:office:office" xmlns:r="http://schemas.openxmlformats.org/officeDocument/2006/relationships" xmlns:v="urn:schemas-microsoft-com:vml" xmlns:w10="urn:schemas-microsoft-com:office:word" xmlns:w14="http://schemas.microsoft.com/office/word/2010/wordml" xmlns:w="http://schemas.openxmlformats.org/wordprocessingml/2006/main" xmlns:wne="http://schemas.microsoft.com/office/word/2006/wordml" xmlns:wp14="http://schemas.microsoft.com/office/word/2010/wordprocessingDrawing" xmlns:wp="http://schemas.openxmlformats.org/drawingml/2006/wordprocessingDrawing" xmlns:wpc="http://schemas.microsoft.com/office/word/2010/wordprocessingCanvas" xmlns:wpg="http://schemas.microsoft.com/office/word/2010/wordprocessingGroup" xmlns:wpi="http://schemas.microsoft.com/office/word/2010/wordprocessingInk" xmlns:wps="http://schemas.microsoft.com/office/word/2010/wordprocessingShape" mc:Ignorable="w14 wp14">
+  <w:tbl>
+    <w:tblPr>
+      <w:tblW w:type="auto" w:w="0"/>
+      <w:tblLayout w:type="fixed"/>
+      <w:tblLook w:firstColumn="1" w:firstRow="1" w:lastColumn="0" w:lastRow="0" w:noHBand="0" w:noVBand="1" w:val="04A0"/>
+    </w:tblPr>
+    <w:tblGrid>
+      <w:gridCol w:w="3024"/>
+      <w:gridCol w:w="3024"/>
+      <w:gridCol w:w="3024"/>
+    </w:tblGrid>
+    <w:tr>
+      <w:tc>
+        <w:tcPr>
+          <w:tcW w:type="dxa" w:w="3810"/>
+        </w:tcPr>
+        <w:p>
+          <w:pPr>
+            <w:jc w:val="left"/>
+          </w:pPr>
+          <w:r>
+            <w:rPr>
+              <w:b w:val="0"/>
+              <w:color w:val="6B7280"/>
+              <w:sz w:val="16"/>
+            </w:rPr>
+            <w:t>CONFIDENCIAL — {{ cliente.razon_social }}</w:t>
+          </w:r>
+        </w:p>
+      </w:tc>
+      <w:tc>
+        <w:tcPr>
+          <w:tcW w:type="dxa" w:w="2540"/>
+        </w:tcPr>
+        <w:p>
+          <w:pPr>
+            <w:jc w:val="center"/>
+          </w:pPr>
+          <w:r>
+            <w:rPr>
+              <w:b w:val="0"/>
+              <w:color w:val="6B7280"/>
+              <w:sz w:val="16"/>
+            </w:rPr>
+            <w:t>E-012 · v{{ proyecto.version_actual }}</w:t>
+          </w:r>
+        </w:p>
+      </w:tc>
+      <w:tc>
+        <w:tcPr>
+          <w:tcW w:type="dxa" w:w="2721"/>
+        </w:tcPr>
+        <w:p>
+          <w:pPr>
+            <w:jc w:val="right"/>
+          </w:pPr>
+          <w:r>
+            <w:rPr>
+              <w:b w:val="0"/>
+              <w:color w:val="6B7280"/>
+              <w:sz w:val="16"/>
+            </w:rPr>
+            <w:t xml:space="preserve">Página </w:t>
+          </w:r>
+          <w:r>
+            <w:rPr>
+              <w:b w:val="0"/>
+              <w:color w:val="6B7280"/>
+              <w:sz w:val="16"/>
+            </w:rPr>
+            <w:fldChar w:fldCharType="begin"/>
+            <w:instrText xml:space="preserve">PAGE</w:instrText>
+            <w:fldChar w:fldCharType="end"/>
+          </w:r>
+          <w:r>
+            <w:rPr>
+              <w:b w:val="0"/>
+              <w:color w:val="6B7280"/>
+              <w:sz w:val="16"/>
+            </w:rPr>
+            <w:t xml:space="preserve"> / </w:t>
+          </w:r>
+          <w:r>
+            <w:rPr>
+              <w:b w:val="0"/>
+              <w:color w:val="6B7280"/>
+              <w:sz w:val="16"/>
+            </w:rPr>
+            <w:fldChar w:fldCharType="begin"/>
+            <w:instrText xml:space="preserve">NUMPAGES</w:instrText>
+            <w:fldChar w:fldCharType="end"/>
+          </w:r>
+        </w:p>
+      </w:tc>
+    </w:tr>
+  </w:tbl>
+  <w:p>
+    <w:r>
+      <w:rPr>
+        <w:sz w:val="2"/>
+      </w:rPr>
+      <w:t>&lt;!--FX_FTR_V2--&gt;</w:t>
+    </w:r>
+  </w:p>
+</w:ftr>
+</file>
+
 <file path=word/footnotes.xml><?xml version="1.0" encoding="utf-8"?>
 <w:footnotes xmlns:w="http://schemas.openxmlformats.org/wordprocessingml/2006/main" xmlns:m="http://schemas.openxmlformats.org/officeDocument/2006/math" xmlns:r="http://schemas.openxmlformats.org/officeDocument/2006/relationships" xmlns:o="urn:schemas-microsoft-com:office:office" xmlns:v="urn:schemas-microsoft-com:vml" xmlns:w10="urn:schemas-microsoft-com:office:word" xmlns:a="http://schemas.openxmlformats.org/drawingml/2006/main" xmlns:pic="http://schemas.openxmlformats.org/drawingml/2006/picture" xmlns:wp="http://schemas.openxmlformats.org/drawingml/2006/wordprocessingDrawing">
   <w:footnote w:type="continuationSeparator" w:id="0">
@@ -1103,6 +1232,90 @@
     </w:p>
   </w:footnote>
 </w:footnotes>
+</file>
+
+<file path=word/header1.xml><?xml version="1.0" encoding="utf-8"?>
+<w:hdr xmlns:m="http://schemas.openxmlformats.org/officeDocument/2006/math" xmlns:mc="http://schemas.openxmlformats.org/markup-compatibility/2006" xmlns:mo="http://schemas.microsoft.com/office/mac/office/2008/main" xmlns:mv="urn:schemas-microsoft-com:mac:vml" xmlns:o="urn:schemas-microsoft-com:office:office" xmlns:r="http://schemas.openxmlformats.org/officeDocument/2006/relationships" xmlns:v="urn:schemas-microsoft-com:vml" xmlns:w10="urn:schemas-microsoft-com:office:word" xmlns:w14="http://schemas.microsoft.com/office/word/2010/wordml" xmlns:w="http://schemas.openxmlformats.org/wordprocessingml/2006/main" xmlns:wne="http://schemas.microsoft.com/office/word/2006/wordml" xmlns:wp14="http://schemas.microsoft.com/office/word/2010/wordprocessingDrawing" xmlns:wp="http://schemas.openxmlformats.org/drawingml/2006/wordprocessingDrawing" xmlns:wpc="http://schemas.microsoft.com/office/word/2010/wordprocessingCanvas" xmlns:wpg="http://schemas.microsoft.com/office/word/2010/wordprocessingGroup" xmlns:wpi="http://schemas.microsoft.com/office/word/2010/wordprocessingInk" xmlns:wps="http://schemas.microsoft.com/office/word/2010/wordprocessingShape" mc:Ignorable="w14 wp14">
+  <w:tbl>
+    <w:tblPr>
+      <w:tblW w:type="auto" w:w="0"/>
+      <w:jc w:val="center"/>
+      <w:tblLayout w:type="fixed"/>
+      <w:tblLook w:firstColumn="1" w:firstRow="1" w:lastColumn="0" w:lastRow="0" w:noHBand="0" w:noVBand="1" w:val="04A0"/>
+    </w:tblPr>
+    <w:tblGrid>
+      <w:gridCol w:w="3024"/>
+      <w:gridCol w:w="3024"/>
+      <w:gridCol w:w="3024"/>
+    </w:tblGrid>
+    <w:tr>
+      <w:tc>
+        <w:tcPr>
+          <w:tcW w:type="dxa" w:w="3447"/>
+        </w:tcPr>
+        <w:p>
+          <w:pPr>
+            <w:jc w:val="left"/>
+          </w:pPr>
+          <w:r>
+            <w:rPr>
+              <w:b/>
+              <w:color w:val="0B1F3A"/>
+              <w:sz w:val="22"/>
+            </w:rPr>
+            <w:t>{{ cliente.header_brand }}</w:t>
+          </w:r>
+        </w:p>
+      </w:tc>
+      <w:tc>
+        <w:tcPr>
+          <w:tcW w:type="dxa" w:w="3084"/>
+        </w:tcPr>
+        <w:p>
+          <w:pPr>
+            <w:jc w:val="center"/>
+          </w:pPr>
+          <w:r>
+            <w:rPr>
+              <w:b w:val="0"/>
+              <w:color w:val="6B7280"/>
+              <w:sz w:val="18"/>
+            </w:rPr>
+            <w:t>E-012 · Documento E-012</w:t>
+            <w:br/>
+            <w:t>versión {{ proyecto.version_actual }}</w:t>
+          </w:r>
+        </w:p>
+      </w:tc>
+      <w:tc>
+        <w:tcPr>
+          <w:tcW w:type="dxa" w:w="2540"/>
+        </w:tcPr>
+        <w:p>
+          <w:pPr>
+            <w:jc w:val="right"/>
+          </w:pPr>
+          <w:r>
+            <w:rPr>
+              <w:b w:val="0"/>
+              <w:color w:val="0B1F3A"/>
+              <w:sz w:val="18"/>
+            </w:rPr>
+            <w:t>{{ consultor.header_brand }}</w:t>
+          </w:r>
+        </w:p>
+      </w:tc>
+    </w:tr>
+  </w:tbl>
+  <w:p>
+    <w:r>
+      <w:rPr>
+        <w:sz w:val="2"/>
+      </w:rPr>
+      <w:t>&lt;!--FX_HDR_V2--&gt;</w:t>
+    </w:r>
+  </w:p>
+</w:hdr>
 </file>
 
 <file path=word/numbering.xml><?xml version="1.0" encoding="utf-8"?>

--- a/var/templates_docx/E-012.docx
+++ b/var/templates_docx/E-012.docx
@@ -905,6 +905,101 @@
         <w:t xml:space="preserve">Firmado en {{ cliente.poblacion if cliente.poblacion else '[POBLACIÓN]' }}, a {{ fecha }}.</w:t>
       </w:r>
     </w:p>
+    <w:p>
+      <w:pPr>
+        <w:pStyle w:val="BodyText"/>
+      </w:pPr>
+      <w:r>
+        <w:t xml:space="preserve">Conforme al</w:t>
+      </w:r>
+      <w:r>
+        <w:t xml:space="preserve"> </w:t>
+      </w:r>
+      <w:r>
+        <w:rPr>
+          <w:bCs/>
+          <w:b/>
+        </w:rPr>
+        <w:t xml:space="preserve">artículo 40.2 del RD 311/2022</w:t>
+      </w:r>
+      <w:r>
+        <w:t xml:space="preserve">, la categorización del sistema se aprueba mediante la</w:t>
+      </w:r>
+      <w:r>
+        <w:t xml:space="preserve"> </w:t>
+      </w:r>
+      <w:r>
+        <w:rPr>
+          <w:bCs/>
+          <w:b/>
+        </w:rPr>
+        <w:t xml:space="preserve">doble firma competente</w:t>
+      </w:r>
+      <w:r>
+        <w:t xml:space="preserve">: el</w:t>
+      </w:r>
+      <w:r>
+        <w:t xml:space="preserve"> </w:t>
+      </w:r>
+      <w:r>
+        <w:rPr>
+          <w:bCs/>
+          <w:b/>
+        </w:rPr>
+        <w:t xml:space="preserve">Responsable de la Información</w:t>
+      </w:r>
+      <w:r>
+        <w:t xml:space="preserve"> </w:t>
+      </w:r>
+      <w:r>
+        <w:t xml:space="preserve">determina y aprueba los niveles de las dimensiones que afectan a la información, y el</w:t>
+      </w:r>
+      <w:r>
+        <w:t xml:space="preserve"> </w:t>
+      </w:r>
+      <w:r>
+        <w:rPr>
+          <w:bCs/>
+          <w:b/>
+        </w:rPr>
+        <w:t xml:space="preserve">Responsable del Servicio</w:t>
+      </w:r>
+      <w:r>
+        <w:t xml:space="preserve"> </w:t>
+      </w:r>
+      <w:r>
+        <w:t xml:space="preserve">los de las dimensiones que afectan a los servicios. El</w:t>
+      </w:r>
+      <w:r>
+        <w:t xml:space="preserve"> </w:t>
+      </w:r>
+      <w:r>
+        <w:rPr>
+          <w:bCs/>
+          <w:b/>
+        </w:rPr>
+        <w:t xml:space="preserve">Responsable de la Seguridad</w:t>
+      </w:r>
+      <w:r>
+        <w:t xml:space="preserve"> </w:t>
+      </w:r>
+      <w:r>
+        <w:t xml:space="preserve">suscribe su conformidad sin carácter aprobatorio. El acta solo se considera</w:t>
+      </w:r>
+      <w:r>
+        <w:t xml:space="preserve"> </w:t>
+      </w:r>
+      <w:r>
+        <w:rPr>
+          <w:bCs/>
+          <w:b/>
+        </w:rPr>
+        <w:t xml:space="preserve">aprobada cuando constan las firmas del Responsable de la Información y del Responsable del Servicio</w:t>
+      </w:r>
+      <w:r>
+        <w:t xml:space="preserve">.</w:t>
+      </w:r>
+    </w:p>
     <w:tbl>
       <w:tblPr>
         <w:tblStyle w:val="Table"/>
@@ -913,9 +1008,10 @@
         <w:jc w:val="start"/>
       </w:tblPr>
       <w:tblGrid>
-        <w:gridCol w:w="2640"/>
-        <w:gridCol w:w="2640"/>
-        <w:gridCol w:w="2640"/>
+        <w:gridCol w:w="1980"/>
+        <w:gridCol w:w="1980"/>
+        <w:gridCol w:w="1980"/>
+        <w:gridCol w:w="1980"/>
       </w:tblGrid>
       <w:tr>
         <w:trPr>
@@ -929,7 +1025,7 @@
               <w:jc w:val="left"/>
             </w:pPr>
             <w:r>
-              <w:t xml:space="preserve">Cargo</w:t>
+              <w:t xml:space="preserve">Rol ENS (art. 11)</w:t>
             </w:r>
           </w:p>
         </w:tc>
@@ -942,6 +1038,18 @@
             </w:pPr>
             <w:r>
               <w:t xml:space="preserve">Nombre</w:t>
+            </w:r>
+          </w:p>
+        </w:tc>
+        <w:tc>
+          <w:tcPr/>
+          <w:p>
+            <w:pPr>
+              <w:pStyle w:val="Compact"/>
+              <w:jc w:val="left"/>
+            </w:pPr>
+            <w:r>
+              <w:t xml:space="preserve">Carácter de la firma</w:t>
             </w:r>
           </w:p>
         </w:tc>
@@ -967,19 +1075,41 @@
               <w:jc w:val="left"/>
             </w:pPr>
             <w:r>
-              <w:t xml:space="preserve">Presidente del Comité</w:t>
-            </w:r>
-          </w:p>
-        </w:tc>
-        <w:tc>
-          <w:tcPr/>
-          <w:p>
-            <w:pPr>
-              <w:pStyle w:val="Compact"/>
-              <w:jc w:val="left"/>
-            </w:pPr>
-            <w:r>
-              <w:t xml:space="preserve">{{ comite_seguridad.presidente.nombre if comite_seguridad and comite_seguridad.presidente else '[Presidente]' }}</w:t>
+              <w:t xml:space="preserve">Responsable de la Información</w:t>
+            </w:r>
+          </w:p>
+        </w:tc>
+        <w:tc>
+          <w:tcPr/>
+          <w:p>
+            <w:pPr>
+              <w:pStyle w:val="Compact"/>
+              <w:jc w:val="left"/>
+            </w:pPr>
+            <w:r>
+              <w:t xml:space="preserve">{{ responsables.responsable_informacion.nombre if responsables.responsable_informacion else '[A DESIGNAR]' }}</w:t>
+            </w:r>
+          </w:p>
+        </w:tc>
+        <w:tc>
+          <w:tcPr/>
+          <w:p>
+            <w:pPr>
+              <w:pStyle w:val="Compact"/>
+              <w:jc w:val="left"/>
+            </w:pPr>
+            <w:r>
+              <w:rPr>
+                <w:bCs/>
+                <w:b/>
+              </w:rPr>
+              <w:t xml:space="preserve">Aprueba</w:t>
+            </w:r>
+            <w:r>
+              <w:t xml:space="preserve"> </w:t>
+            </w:r>
+            <w:r>
+              <w:t xml:space="preserve">(dimensiones de la información)</w:t>
             </w:r>
           </w:p>
         </w:tc>
@@ -1005,19 +1135,41 @@
               <w:jc w:val="left"/>
             </w:pPr>
             <w:r>
-              <w:t xml:space="preserve">Responsable de la Seguridad</w:t>
-            </w:r>
-          </w:p>
-        </w:tc>
-        <w:tc>
-          <w:tcPr/>
-          <w:p>
-            <w:pPr>
-              <w:pStyle w:val="Compact"/>
-              <w:jc w:val="left"/>
-            </w:pPr>
-            <w:r>
-              <w:t xml:space="preserve">{{ responsables.responsable_seguridad.nombre if responsables.responsable_seguridad else '[RS]' }}</w:t>
+              <w:t xml:space="preserve">Responsable del Servicio</w:t>
+            </w:r>
+          </w:p>
+        </w:tc>
+        <w:tc>
+          <w:tcPr/>
+          <w:p>
+            <w:pPr>
+              <w:pStyle w:val="Compact"/>
+              <w:jc w:val="left"/>
+            </w:pPr>
+            <w:r>
+              <w:t xml:space="preserve">{{ responsables.responsable_servicio.nombre if responsables.responsable_servicio else '[A DESIGNAR]' }}</w:t>
+            </w:r>
+          </w:p>
+        </w:tc>
+        <w:tc>
+          <w:tcPr/>
+          <w:p>
+            <w:pPr>
+              <w:pStyle w:val="Compact"/>
+              <w:jc w:val="left"/>
+            </w:pPr>
+            <w:r>
+              <w:rPr>
+                <w:bCs/>
+                <w:b/>
+              </w:rPr>
+              <w:t xml:space="preserve">Aprueba</w:t>
+            </w:r>
+            <w:r>
+              <w:t xml:space="preserve"> </w:t>
+            </w:r>
+            <w:r>
+              <w:t xml:space="preserve">(dimensiones de los servicios)</w:t>
             </w:r>
           </w:p>
         </w:tc>
@@ -1043,19 +1195,31 @@
               <w:jc w:val="left"/>
             </w:pPr>
             <w:r>
-              <w:t xml:space="preserve">Responsable del Sistema</w:t>
-            </w:r>
-          </w:p>
-        </w:tc>
-        <w:tc>
-          <w:tcPr/>
-          <w:p>
-            <w:pPr>
-              <w:pStyle w:val="Compact"/>
-              <w:jc w:val="left"/>
-            </w:pPr>
-            <w:r>
-              <w:t xml:space="preserve">{{ responsables.responsable_sistema.nombre if responsables.responsable_sistema else '[RSI]' }}</w:t>
+              <w:t xml:space="preserve">Responsable de la Seguridad</w:t>
+            </w:r>
+          </w:p>
+        </w:tc>
+        <w:tc>
+          <w:tcPr/>
+          <w:p>
+            <w:pPr>
+              <w:pStyle w:val="Compact"/>
+              <w:jc w:val="left"/>
+            </w:pPr>
+            <w:r>
+              <w:t xml:space="preserve">{{ responsables.responsable_seguridad.nombre if responsables.responsable_seguridad else '[A DESIGNAR]' }}</w:t>
+            </w:r>
+          </w:p>
+        </w:tc>
+        <w:tc>
+          <w:tcPr/>
+          <w:p>
+            <w:pPr>
+              <w:pStyle w:val="Compact"/>
+              <w:jc w:val="left"/>
+            </w:pPr>
+            <w:r>
+              <w:t xml:space="preserve">Conforme (no aprobador)</w:t>
             </w:r>
           </w:p>
         </w:tc>

--- a/var/templates_docx/E-012.docx
+++ b/var/templates_docx/E-012.docx
@@ -1445,7 +1445,7 @@
               <w:color w:val="6B7280"/>
               <w:sz w:val="18"/>
             </w:rPr>
-            <w:t>E-012 · Documento E-012</w:t>
+            <w:t>E-012 · ACTA DE APROBACIÓN DE LA CATEGORIZACIÓN Y DECLARACIÓN DE APLICABILIDAD</w:t>
             <w:br/>
             <w:t>versión {{ proyecto.version_actual }}</w:t>
           </w:r>

--- a/var/templates_docx/E-012.docx
+++ b/var/templates_docx/E-012.docx
@@ -17,8 +17,8 @@
       </w:pPr>
       <w:r>
         <w:rPr>
+          <w:b/>
           <w:bCs/>
-          <w:b/>
         </w:rPr>
         <w:t xml:space="preserve">Documento E-012 — Versión {{ proyecto.version_actual if proyecto.version_actual else '1.0' }}</w:t>
       </w:r>
@@ -69,8 +69,8 @@
       <w:tblPr>
         <w:tblStyle w:val="Table"/>
         <w:tblW w:type="auto" w:w="0"/>
+        <w:jc w:val="left"/>
         <w:tblLook w:firstRow="1" w:lastRow="0" w:firstColumn="0" w:lastColumn="0" w:noHBand="0" w:noVBand="0" w:val="0020"/>
-        <w:jc w:val="start"/>
       </w:tblPr>
       <w:tblGrid>
         <w:gridCol w:w="3960"/>
@@ -78,7 +78,7 @@
       </w:tblGrid>
       <w:tr>
         <w:trPr>
-          <w:tblHeader w:val="true"/>
+          <w:tblHeader w:val="on"/>
         </w:trPr>
         <w:tc>
           <w:tcPr/>
@@ -127,8 +127,8 @@
             </w:pPr>
             <w:r>
               <w:rPr>
+                <w:b/>
                 <w:bCs/>
-                <w:b/>
               </w:rPr>
               <w:t xml:space="preserve">{{ fecha }}</w:t>
             </w:r>
@@ -163,8 +163,8 @@
             </w:r>
             <w:r>
               <w:rPr>
+                <w:b/>
                 <w:bCs/>
-                <w:b/>
               </w:rPr>
               <w:t xml:space="preserve">{{ cliente.razon_social }}</w:t>
             </w:r>
@@ -246,8 +246,8 @@
       </w:r>
       <w:r>
         <w:rPr>
+          <w:b/>
           <w:bCs/>
-          <w:b/>
         </w:rPr>
         <w:t xml:space="preserve">artículo 40</w:t>
       </w:r>
@@ -262,8 +262,8 @@
       </w:r>
       <w:r>
         <w:rPr>
+          <w:b/>
           <w:bCs/>
-          <w:b/>
         </w:rPr>
         <w:t xml:space="preserve">Anexo I</w:t>
       </w:r>
@@ -275,8 +275,8 @@
       </w:r>
       <w:r>
         <w:rPr>
+          <w:b/>
           <w:bCs/>
-          <w:b/>
         </w:rPr>
         <w:t xml:space="preserve">Anexo II</w:t>
       </w:r>
@@ -291,8 +291,8 @@
       </w:r>
       <w:r>
         <w:rPr>
+          <w:b/>
           <w:bCs/>
-          <w:b/>
         </w:rPr>
         <w:t xml:space="preserve">Declaración de Aplicabilidad (DA)</w:t>
       </w:r>
@@ -304,8 +304,8 @@
       </w:r>
       <w:r>
         <w:rPr>
+          <w:b/>
           <w:bCs/>
-          <w:b/>
         </w:rPr>
         <w:t xml:space="preserve">artículo 28</w:t>
       </w:r>
@@ -338,8 +338,8 @@
       <w:tblPr>
         <w:tblStyle w:val="Table"/>
         <w:tblW w:type="auto" w:w="0"/>
+        <w:jc w:val="left"/>
         <w:tblLook w:firstRow="1" w:lastRow="0" w:firstColumn="0" w:lastColumn="0" w:noHBand="0" w:noVBand="0" w:val="0020"/>
-        <w:jc w:val="start"/>
       </w:tblPr>
       <w:tblGrid>
         <w:gridCol w:w="3960"/>
@@ -347,7 +347,7 @@
       </w:tblGrid>
       <w:tr>
         <w:trPr>
-          <w:tblHeader w:val="true"/>
+          <w:tblHeader w:val="on"/>
         </w:trPr>
         <w:tc>
           <w:tcPr/>
@@ -396,10 +396,10 @@
             </w:pPr>
             <w:r>
               <w:rPr>
+                <w:b/>
                 <w:bCs/>
-                <w:b/>
               </w:rPr>
-              <w:t xml:space="preserve">{{ dims.confidencialidad if dims.confidencialidad else 'MEDIO' }}</w:t>
+              <w:t xml:space="preserve">{{ dims.confidencialidad if dims.confidencialidad else '—' }}</w:t>
             </w:r>
           </w:p>
         </w:tc>
@@ -426,10 +426,10 @@
             </w:pPr>
             <w:r>
               <w:rPr>
+                <w:b/>
                 <w:bCs/>
-                <w:b/>
               </w:rPr>
-              <w:t xml:space="preserve">{{ dims.integridad if dims.integridad else 'MEDIO' }}</w:t>
+              <w:t xml:space="preserve">{{ dims.integridad if dims.integridad else '—' }}</w:t>
             </w:r>
           </w:p>
         </w:tc>
@@ -456,10 +456,10 @@
             </w:pPr>
             <w:r>
               <w:rPr>
+                <w:b/>
                 <w:bCs/>
-                <w:b/>
               </w:rPr>
-              <w:t xml:space="preserve">{{ dims.disponibilidad if dims.disponibilidad else 'MEDIO' }}</w:t>
+              <w:t xml:space="preserve">{{ dims.disponibilidad if dims.disponibilidad else '—' }}</w:t>
             </w:r>
           </w:p>
         </w:tc>
@@ -486,10 +486,10 @@
             </w:pPr>
             <w:r>
               <w:rPr>
+                <w:b/>
                 <w:bCs/>
-                <w:b/>
               </w:rPr>
-              <w:t xml:space="preserve">{{ dims.autenticidad if dims.autenticidad else 'MEDIO' }}</w:t>
+              <w:t xml:space="preserve">{{ dims.autenticidad if dims.autenticidad else '—' }}</w:t>
             </w:r>
           </w:p>
         </w:tc>
@@ -516,10 +516,10 @@
             </w:pPr>
             <w:r>
               <w:rPr>
+                <w:b/>
                 <w:bCs/>
-                <w:b/>
               </w:rPr>
-              <w:t xml:space="preserve">{{ dims.trazabilidad if dims.trazabilidad else 'MEDIO' }}</w:t>
+              <w:t xml:space="preserve">{{ dims.trazabilidad if dims.trazabilidad else '—' }}</w:t>
             </w:r>
           </w:p>
         </w:tc>
@@ -549,8 +549,8 @@
       </w:pPr>
       <w:r>
         <w:rPr>
+          <w:b/>
           <w:bCs/>
-          <w:b/>
         </w:rPr>
         <w:t xml:space="preserve">CATEGORÍA GLOBAL DEL SISTEMA: {{ nivel | upper }}</w:t>
       </w:r>
@@ -601,8 +601,8 @@
       </w:r>
       <w:r>
         <w:rPr>
+          <w:b/>
           <w:bCs/>
-          <w:b/>
         </w:rPr>
         <w:t xml:space="preserve">{{ cliente.razon_social }}</w:t>
       </w:r>
@@ -640,8 +640,8 @@
       </w:r>
       <w:r>
         <w:rPr>
+          <w:b/>
           <w:bCs/>
-          <w:b/>
         </w:rPr>
         <w:t xml:space="preserve">{{ nivel }}</w:t>
       </w:r>
@@ -661,8 +661,8 @@
       </w:r>
       <w:r>
         <w:rPr>
+          <w:b/>
           <w:bCs/>
-          <w:b/>
         </w:rPr>
         <w:t xml:space="preserve">E-040</w:t>
       </w:r>
@@ -672,47 +672,47 @@
     </w:p>
     <w:p>
       <w:pPr>
+        <w:pStyle w:val="Compact"/>
         <w:numPr>
           <w:ilvl w:val="0"/>
           <w:numId w:val="1001"/>
         </w:numPr>
+      </w:pPr>
+      <w:r>
+        <w:t xml:space="preserve">Aplicabilidad (sí / no / no aplica con justificación).</w:t>
+      </w:r>
+    </w:p>
+    <w:p>
+      <w:pPr>
         <w:pStyle w:val="Compact"/>
-      </w:pPr>
-      <w:r>
-        <w:t xml:space="preserve">Aplicabilidad (sí / no / no aplica con justificación).</w:t>
-      </w:r>
-    </w:p>
-    <w:p>
-      <w:pPr>
         <w:numPr>
           <w:ilvl w:val="0"/>
           <w:numId w:val="1001"/>
         </w:numPr>
+      </w:pPr>
+      <w:r>
+        <w:t xml:space="preserve">Estado de implantación (planificada / parcial / completa).</w:t>
+      </w:r>
+    </w:p>
+    <w:p>
+      <w:pPr>
         <w:pStyle w:val="Compact"/>
-      </w:pPr>
-      <w:r>
-        <w:t xml:space="preserve">Estado de implantación (planificada / parcial / completa).</w:t>
-      </w:r>
-    </w:p>
-    <w:p>
-      <w:pPr>
         <w:numPr>
           <w:ilvl w:val="0"/>
           <w:numId w:val="1001"/>
         </w:numPr>
+      </w:pPr>
+      <w:r>
+        <w:t xml:space="preserve">Responsable funcional.</w:t>
+      </w:r>
+    </w:p>
+    <w:p>
+      <w:pPr>
         <w:pStyle w:val="Compact"/>
-      </w:pPr>
-      <w:r>
-        <w:t xml:space="preserve">Responsable funcional.</w:t>
-      </w:r>
-    </w:p>
-    <w:p>
-      <w:pPr>
         <w:numPr>
           <w:ilvl w:val="0"/>
           <w:numId w:val="1001"/>
         </w:numPr>
-        <w:pStyle w:val="Compact"/>
       </w:pPr>
       <w:r>
         <w:t xml:space="preserve">Plazo de implantación cuando proceda.</w:t>
@@ -756,8 +756,8 @@
       </w:r>
       <w:r>
         <w:rPr>
+          <w:b/>
           <w:bCs/>
-          <w:b/>
         </w:rPr>
         <w:t xml:space="preserve">anual ordinaria</w:t>
       </w:r>
@@ -822,16 +822,16 @@
     </w:p>
     <w:p>
       <w:pPr>
+        <w:pStyle w:val="Compact"/>
         <w:numPr>
           <w:ilvl w:val="0"/>
           <w:numId w:val="1002"/>
         </w:numPr>
-        <w:pStyle w:val="Compact"/>
       </w:pPr>
       <w:r>
         <w:rPr>
+          <w:b/>
           <w:bCs/>
-          <w:b/>
         </w:rPr>
         <w:t xml:space="preserve">Anexo I:</w:t>
       </w:r>
@@ -844,16 +844,16 @@
     </w:p>
     <w:p>
       <w:pPr>
+        <w:pStyle w:val="Compact"/>
         <w:numPr>
           <w:ilvl w:val="0"/>
           <w:numId w:val="1002"/>
         </w:numPr>
-        <w:pStyle w:val="Compact"/>
       </w:pPr>
       <w:r>
         <w:rPr>
+          <w:b/>
           <w:bCs/>
-          <w:b/>
         </w:rPr>
         <w:t xml:space="preserve">Anexo II:</w:t>
       </w:r>
@@ -866,16 +866,16 @@
     </w:p>
     <w:p>
       <w:pPr>
+        <w:pStyle w:val="Compact"/>
         <w:numPr>
           <w:ilvl w:val="0"/>
           <w:numId w:val="1002"/>
         </w:numPr>
-        <w:pStyle w:val="Compact"/>
       </w:pPr>
       <w:r>
         <w:rPr>
+          <w:b/>
           <w:bCs/>
-          <w:b/>
         </w:rPr>
         <w:t xml:space="preserve">Anexo III:</w:t>
       </w:r>
@@ -899,8 +899,8 @@
       </w:pPr>
       <w:r>
         <w:rPr>
+          <w:b/>
           <w:bCs/>
-          <w:b/>
         </w:rPr>
         <w:t xml:space="preserve">Firmado en {{ cliente.poblacion if cliente.poblacion else '[POBLACIÓN]' }}, a {{ fecha }}.</w:t>
       </w:r>
@@ -917,8 +917,8 @@
       </w:r>
       <w:r>
         <w:rPr>
+          <w:b/>
           <w:bCs/>
-          <w:b/>
         </w:rPr>
         <w:t xml:space="preserve">artículo 40.2 del RD 311/2022</w:t>
       </w:r>
@@ -930,8 +930,8 @@
       </w:r>
       <w:r>
         <w:rPr>
+          <w:b/>
           <w:bCs/>
-          <w:b/>
         </w:rPr>
         <w:t xml:space="preserve">doble firma competente</w:t>
       </w:r>
@@ -943,8 +943,8 @@
       </w:r>
       <w:r>
         <w:rPr>
+          <w:b/>
           <w:bCs/>
-          <w:b/>
         </w:rPr>
         <w:t xml:space="preserve">Responsable de la Información</w:t>
       </w:r>
@@ -959,8 +959,8 @@
       </w:r>
       <w:r>
         <w:rPr>
+          <w:b/>
           <w:bCs/>
-          <w:b/>
         </w:rPr>
         <w:t xml:space="preserve">Responsable del Servicio</w:t>
       </w:r>
@@ -975,8 +975,8 @@
       </w:r>
       <w:r>
         <w:rPr>
+          <w:b/>
           <w:bCs/>
-          <w:b/>
         </w:rPr>
         <w:t xml:space="preserve">Responsable de la Seguridad</w:t>
       </w:r>
@@ -991,8 +991,8 @@
       </w:r>
       <w:r>
         <w:rPr>
+          <w:b/>
           <w:bCs/>
-          <w:b/>
         </w:rPr>
         <w:t xml:space="preserve">aprobada cuando constan las firmas del Responsable de la Información y del Responsable del Servicio</w:t>
       </w:r>
@@ -1004,8 +1004,8 @@
       <w:tblPr>
         <w:tblStyle w:val="Table"/>
         <w:tblW w:type="auto" w:w="0"/>
+        <w:jc w:val="left"/>
         <w:tblLook w:firstRow="1" w:lastRow="0" w:firstColumn="0" w:lastColumn="0" w:noHBand="0" w:noVBand="0" w:val="0020"/>
-        <w:jc w:val="start"/>
       </w:tblPr>
       <w:tblGrid>
         <w:gridCol w:w="1980"/>
@@ -1015,7 +1015,7 @@
       </w:tblGrid>
       <w:tr>
         <w:trPr>
-          <w:tblHeader w:val="true"/>
+          <w:tblHeader w:val="on"/>
         </w:trPr>
         <w:tc>
           <w:tcPr/>
@@ -1100,8 +1100,8 @@
             </w:pPr>
             <w:r>
               <w:rPr>
+                <w:b/>
                 <w:bCs/>
-                <w:b/>
               </w:rPr>
               <w:t xml:space="preserve">Aprueba</w:t>
             </w:r>
@@ -1160,8 +1160,8 @@
             </w:pPr>
             <w:r>
               <w:rPr>
+                <w:b/>
                 <w:bCs/>
-                <w:b/>
               </w:rPr>
               <w:t xml:space="preserve">Aprueba</w:t>
             </w:r>
@@ -1250,8 +1250,8 @@
       </w:pPr>
       <w:r>
         <w:rPr>
+          <w:b/>
           <w:bCs/>
-          <w:b/>
         </w:rPr>
         <w:t xml:space="preserve">Documento E-012 — Versión {{ proyecto.version_actual if proyecto.version_actual else '1.0' }} — Clasificación: INTERNA</w:t>
       </w:r>
@@ -1485,7 +1485,7 @@
 <file path=word/numbering.xml><?xml version="1.0" encoding="utf-8"?>
 <w:numbering xmlns:w="http://schemas.openxmlformats.org/wordprocessingml/2006/main">
   <w:abstractNum w:abstractNumId="990">
-    <w:nsid w:val="A990"/>
+    <w:nsid w:val="0000A990"/>
     <w:multiLevelType w:val="multilevel"/>
     <w:lvl w:ilvl="0">
       <w:numFmt w:val="bullet"/>
@@ -1561,7 +1561,7 @@
     </w:lvl>
   </w:abstractNum>
   <w:abstractNum w:abstractNumId="991">
-    <w:nsid w:val="A991"/>
+    <w:nsid w:val="0000A991"/>
     <w:multiLevelType w:val="multilevel"/>
     <w:lvl w:ilvl="0">
       <w:numFmt w:val="bullet"/>
@@ -1674,10 +1674,10 @@
     <w:name w:val="Body Text"/>
     <w:basedOn w:val="Normal"/>
     <w:link w:val="BodyTextChar"/>
+    <w:qFormat/>
     <w:pPr>
       <w:spacing w:after="180" w:before="180"/>
     </w:pPr>
-    <w:qFormat/>
   </w:style>
   <w:style w:customStyle="1" w:styleId="FirstParagraph" w:type="paragraph">
     <w:name w:val="First Paragraph"/>
@@ -1757,15 +1757,14 @@
     <w:pPr>
       <w:keepNext/>
       <w:keepLines/>
+      <w:spacing w:after="0" w:before="300"/>
       <w:jc w:val="center"/>
-      <w:spacing w:after="0" w:before="300"/>
     </w:pPr>
     <w:rPr>
+      <w:b/>
+      <w:color w:val="345A8A"/>
       <w:sz w:val="20"/>
       <w:szCs w:val="20"/>
-      <w:b/>
-      <w:color w:val="345A8A"/>
-      &gt;
     </w:rPr>
   </w:style>
   <w:style w:customStyle="1" w:styleId="Abstract" w:type="paragraph">
@@ -1871,8 +1870,8 @@
     </w:pPr>
     <w:rPr>
       <w:rFonts w:asciiTheme="majorHAnsi" w:cstheme="majorBidi" w:eastAsiaTheme="majorEastAsia" w:hAnsiTheme="majorHAnsi"/>
+      <w:bCs/>
       <w:i/>
-      <w:bCs/>
       <w:color w:themeColor="accent1" w:val="4F81BD"/>
       <w:sz w:val="24"/>
       <w:szCs w:val="24"/>
@@ -1998,6 +1997,18 @@
     <w:uiPriority w:val="9"/>
     <w:unhideWhenUsed/>
     <w:qFormat/>
+  </w:style>
+  <w:style w:styleId="FootnoteBlockText" w:type="paragraph">
+    <w:name w:val="Footnote Block Text"/>
+    <w:basedOn w:val="Footnote Text"/>
+    <w:next w:val="Footnote Text"/>
+    <w:uiPriority w:val="9"/>
+    <w:unhideWhenUsed/>
+    <w:qFormat/>
+    <w:pPr>
+      <w:spacing w:after="100" w:before="100"/>
+      <w:ind w:firstLine="0" w:left="480" w:right="480"/>
+    </w:pPr>
   </w:style>
   <w:style w:default="1" w:styleId="DefaultParagraphFont" w:type="character">
     <w:name w:val="Default Paragraph Font"/>
@@ -2028,10 +2039,10 @@
         <w:jc w:val="left"/>
       </w:trPr>
       <w:tcPr>
-        <w:vAlign w:val="bottom"/>
         <w:tcBorders>
           <w:bottom w:val="single"/>
         </w:tcBorders>
+        <w:vAlign w:val="bottom"/>
       </w:tcPr>
     </w:tblStylePr>
   </w:style>
@@ -2146,8 +2157,8 @@
     <w:name w:val="KeywordTok"/>
     <w:basedOn w:val="VerbatimChar"/>
     <w:rPr>
+      <w:b/>
       <w:color w:val="007020"/>
-      <w:b/>
     </w:rPr>
   </w:style>
   <w:style w:type="character" w:customStyle="1" w:styleId="DataTypeTok">
@@ -2224,42 +2235,42 @@
     <w:name w:val="ImportTok"/>
     <w:basedOn w:val="VerbatimChar"/>
     <w:rPr>
+      <w:b/>
       <w:color w:val="008000"/>
-      <w:b/>
     </w:rPr>
   </w:style>
   <w:style w:type="character" w:customStyle="1" w:styleId="CommentTok">
     <w:name w:val="CommentTok"/>
     <w:basedOn w:val="VerbatimChar"/>
     <w:rPr>
+      <w:i/>
       <w:color w:val="60a0b0"/>
-      <w:i/>
     </w:rPr>
   </w:style>
   <w:style w:type="character" w:customStyle="1" w:styleId="DocumentationTok">
     <w:name w:val="DocumentationTok"/>
     <w:basedOn w:val="VerbatimChar"/>
     <w:rPr>
+      <w:i/>
       <w:color w:val="ba2121"/>
-      <w:i/>
     </w:rPr>
   </w:style>
   <w:style w:type="character" w:customStyle="1" w:styleId="AnnotationTok">
     <w:name w:val="AnnotationTok"/>
     <w:basedOn w:val="VerbatimChar"/>
     <w:rPr>
-      <w:color w:val="60a0b0"/>
       <w:b/>
       <w:i/>
+      <w:color w:val="60a0b0"/>
     </w:rPr>
   </w:style>
   <w:style w:type="character" w:customStyle="1" w:styleId="CommentVarTok">
     <w:name w:val="CommentVarTok"/>
     <w:basedOn w:val="VerbatimChar"/>
     <w:rPr>
-      <w:color w:val="60a0b0"/>
       <w:b/>
       <w:i/>
+      <w:color w:val="60a0b0"/>
     </w:rPr>
   </w:style>
   <w:style w:type="character" w:customStyle="1" w:styleId="OtherTok">
@@ -2287,8 +2298,8 @@
     <w:name w:val="ControlFlowTok"/>
     <w:basedOn w:val="VerbatimChar"/>
     <w:rPr>
+      <w:b/>
       <w:color w:val="007020"/>
-      <w:b/>
     </w:rPr>
   </w:style>
   <w:style w:type="character" w:customStyle="1" w:styleId="OperatorTok">
@@ -2333,34 +2344,34 @@
     <w:name w:val="InformationTok"/>
     <w:basedOn w:val="VerbatimChar"/>
     <w:rPr>
-      <w:color w:val="60a0b0"/>
       <w:b/>
       <w:i/>
+      <w:color w:val="60a0b0"/>
     </w:rPr>
   </w:style>
   <w:style w:type="character" w:customStyle="1" w:styleId="WarningTok">
     <w:name w:val="WarningTok"/>
     <w:basedOn w:val="VerbatimChar"/>
     <w:rPr>
-      <w:color w:val="60a0b0"/>
       <w:b/>
       <w:i/>
+      <w:color w:val="60a0b0"/>
     </w:rPr>
   </w:style>
   <w:style w:type="character" w:customStyle="1" w:styleId="AlertTok">
     <w:name w:val="AlertTok"/>
     <w:basedOn w:val="VerbatimChar"/>
     <w:rPr>
+      <w:b/>
       <w:color w:val="ff0000"/>
-      <w:b/>
     </w:rPr>
   </w:style>
   <w:style w:type="character" w:customStyle="1" w:styleId="ErrorTok">
     <w:name w:val="ErrorTok"/>
     <w:basedOn w:val="VerbatimChar"/>
     <w:rPr>
+      <w:b/>
       <w:color w:val="ff0000"/>
-      <w:b/>
     </w:rPr>
   </w:style>
   <w:style w:type="character" w:customStyle="1" w:styleId="NormalTok">

--- a/var/templates_docx/E-012.docx
+++ b/var/templates_docx/E-012.docx
@@ -131,6 +131,52 @@
                 <w:bCs/>
               </w:rPr>
               <w:t xml:space="preserve">{{ fecha }}</w:t>
+            </w:r>
+          </w:p>
+        </w:tc>
+      </w:tr>
+      <w:tr>
+        <w:tc>
+          <w:tcPr/>
+          <w:p>
+            <w:pPr>
+              <w:pStyle w:val="Compact"/>
+              <w:jc w:val="left"/>
+            </w:pPr>
+            <w:r>
+              <w:t xml:space="preserve">Entidad</w:t>
+            </w:r>
+          </w:p>
+        </w:tc>
+        <w:tc>
+          <w:tcPr/>
+          <w:p>
+            <w:pPr>
+              <w:pStyle w:val="Compact"/>
+              <w:jc w:val="left"/>
+            </w:pPr>
+            <w:r>
+              <w:rPr>
+                <w:b/>
+                <w:bCs/>
+              </w:rPr>
+              <w:t xml:space="preserve">{{ cliente.razon_social }}</w:t>
+            </w:r>
+            <w:r>
+              <w:t xml:space="preserve">{% if cliente.nif %} · NIF</w:t>
+            </w:r>
+            <w:r>
+              <w:t xml:space="preserve"> </w:t>
+            </w:r>
+            <w:r>
+              <w:rPr>
+                <w:b/>
+                <w:bCs/>
+              </w:rPr>
+              <w:t xml:space="preserve">{{ cliente.nif }}</w:t>
+            </w:r>
+            <w:r>
+              <w:t xml:space="preserve">{% endif %}</w:t>
             </w:r>
           </w:p>
         </w:tc>
